--- a/flow/20230914_vu_template/Тропарі - Мінея/08-КВІТЕНЬ.docx
+++ b/flow/20230914_vu_template/Тропарі - Мінея/08-КВІТЕНЬ.docx
@@ -18,20 +18,7 @@
     <w:p>
       <w:pPr>
         <w:spacing w:after="120" w:line="240" w:lineRule="auto"/>
-        <w:ind w:left="0" w:hanging="2"/>
-        <w:jc w:val="both"/>
-        <w:rPr>
-          <w:rFonts w:ascii="Times New Roman" w:eastAsia="Times New Roman" w:hAnsi="Times New Roman" w:cs="Times New Roman"/>
-          <w:color w:val="FF0000"/>
-          <w:sz w:val="24"/>
-          <w:szCs w:val="24"/>
-        </w:rPr>
-      </w:pPr>
-    </w:p>
-    <w:p>
-      <w:pPr>
-        <w:spacing w:after="120" w:line="240" w:lineRule="auto"/>
-        <w:ind w:left="0" w:hanging="2"/>
+        <w:ind w:leftChars="0" w:left="0" w:firstLineChars="0" w:firstLine="0"/>
         <w:jc w:val="both"/>
         <w:rPr>
           <w:rFonts w:ascii="Times New Roman" w:eastAsia="Times New Roman" w:hAnsi="Times New Roman" w:cs="Times New Roman"/>
@@ -111,15 +98,7 @@
           <w:sz w:val="24"/>
           <w:szCs w:val="24"/>
         </w:rPr>
-        <w:t>Мороку гріха позбавившись,* покаяння світ</w:t>
-      </w:r>
-      <w:r>
-        <w:rPr>
-          <w:rFonts w:ascii="Times New Roman" w:eastAsia="Times New Roman" w:hAnsi="Times New Roman" w:cs="Times New Roman"/>
-          <w:sz w:val="24"/>
-          <w:szCs w:val="24"/>
-        </w:rPr>
-        <w:t xml:space="preserve">лом озоривши серце своє,* славна, прийшла ти до Христа* і Його всенепорочну і святу Матір як молитвеницю милостиву привела єси,* тому й прогрішень прощення осягла ти* і з ангелами завжди радуєшся. </w:t>
+        <w:t xml:space="preserve">Мороку гріха позбавившись,* покаяння світлом озоривши серце своє,* славна, прийшла ти до Христа* і Його всенепорочну і святу Матір як молитвеницю милостиву привела єси,* тому й прогрішень прощення осягла ти* і з ангелами завжди радуєшся. </w:t>
       </w:r>
     </w:p>
     <w:p>
@@ -175,15 +154,7 @@
           <w:sz w:val="24"/>
           <w:szCs w:val="24"/>
         </w:rPr>
-        <w:t xml:space="preserve"> В тобі от</w:t>
-      </w:r>
-      <w:r>
-        <w:rPr>
-          <w:rFonts w:ascii="Times New Roman" w:eastAsia="Times New Roman" w:hAnsi="Times New Roman" w:cs="Times New Roman"/>
-          <w:sz w:val="24"/>
-          <w:szCs w:val="24"/>
-        </w:rPr>
-        <w:t>че дбайливо зберігся образ,* бо прийнявши хрест, ти пішов слідом за Христом* і ділом навчав ти погорджувати тілом, бо воно проминає,* а дбати про душу – єство безсмертне.* Тим-то з ангелами разом радується,* преподобний Тите, дух твій.</w:t>
+        <w:t xml:space="preserve"> В тобі отче дбайливо зберігся образ,* бо прийнявши хрест, ти пішов слідом за Христом* і ділом навчав ти погорджувати тілом, бо воно проминає,* а дбати про душу – єство безсмертне.* Тим-то з ангелами разом радується,* преподобний Тите, дух твій.</w:t>
       </w:r>
     </w:p>
     <w:p>
@@ -222,15 +193,7 @@
           <w:sz w:val="24"/>
           <w:szCs w:val="24"/>
         </w:rPr>
-        <w:t>Суєту</w:t>
-      </w:r>
-      <w:r>
-        <w:rPr>
-          <w:rFonts w:ascii="Times New Roman" w:eastAsia="Times New Roman" w:hAnsi="Times New Roman" w:cs="Times New Roman"/>
-          <w:sz w:val="24"/>
-          <w:szCs w:val="24"/>
-        </w:rPr>
-        <w:t xml:space="preserve"> життя покинув ти,* і тихо все життя проживши, мудрий,* до Бога прийшов єси,* чудотворний отче наш, Тите преподобний. </w:t>
+        <w:t xml:space="preserve">Суєту життя покинув ти,* і тихо все життя проживши, мудрий,* до Бога прийшов єси,* чудотворний отче наш, Тите преподобний. </w:t>
       </w:r>
     </w:p>
     <w:p>
@@ -286,15 +249,7 @@
           <w:sz w:val="24"/>
           <w:szCs w:val="24"/>
         </w:rPr>
-        <w:t xml:space="preserve"> В тобі отче дбайливо зберігся образ,* бо прийнявши хрест, ти </w:t>
-      </w:r>
-      <w:r>
-        <w:rPr>
-          <w:rFonts w:ascii="Times New Roman" w:eastAsia="Times New Roman" w:hAnsi="Times New Roman" w:cs="Times New Roman"/>
-          <w:sz w:val="24"/>
-          <w:szCs w:val="24"/>
-        </w:rPr>
-        <w:t>пішов слідом за Христом* і ділом навчав ти погорджувати тілом, бо воно проминає,* а дбати про душу – єство безсмертне.* Тим-то з ангелами разом радується,* преподобний Микито, дух твій.</w:t>
+        <w:t xml:space="preserve"> В тобі отче дбайливо зберігся образ,* бо прийнявши хрест, ти пішов слідом за Христом* і ділом навчав ти погорджувати тілом, бо воно проминає,* а дбати про душу – єство безсмертне.* Тим-то з ангелами разом радується,* преподобний Микито, дух твій.</w:t>
       </w:r>
     </w:p>
     <w:p>
@@ -333,15 +288,7 @@
           <w:sz w:val="24"/>
           <w:szCs w:val="24"/>
         </w:rPr>
-        <w:t>Небесний ум і життя здобувши,* сяєш ясно як сонце, світ</w:t>
-      </w:r>
-      <w:r>
-        <w:rPr>
-          <w:rFonts w:ascii="Times New Roman" w:eastAsia="Times New Roman" w:hAnsi="Times New Roman" w:cs="Times New Roman"/>
-          <w:sz w:val="24"/>
-          <w:szCs w:val="24"/>
-        </w:rPr>
-        <w:t xml:space="preserve">лом діл просвітлюєш тих,* що у темряві житейській, отче Микито,* і приводиш всіх до Бога.* Молись неустанно за всіх нас. </w:t>
+        <w:t xml:space="preserve">Небесний ум і життя здобувши,* сяєш ясно як сонце, світлом діл просвітлюєш тих,* що у темряві житейській, отче Микито,* і приводиш всіх до Бога.* Молись неустанно за всіх нас. </w:t>
       </w:r>
     </w:p>
     <w:p>
@@ -397,15 +344,7 @@
           <w:sz w:val="24"/>
           <w:szCs w:val="24"/>
         </w:rPr>
-        <w:t xml:space="preserve"> Боже отців наших,* що чиниш завжди з нами по Твоїй кротості,*</w:t>
-      </w:r>
-      <w:r>
-        <w:rPr>
-          <w:rFonts w:ascii="Times New Roman" w:eastAsia="Times New Roman" w:hAnsi="Times New Roman" w:cs="Times New Roman"/>
-          <w:sz w:val="24"/>
-          <w:szCs w:val="24"/>
-        </w:rPr>
-        <w:t xml:space="preserve"> не віддали милости Твоєї від нас,* але молитвами їх у мирі направ життя наше.</w:t>
+        <w:t xml:space="preserve"> Боже отців наших,* що чиниш завжди з нами по Твоїй кротості,* не віддали милости Твоєї від нас,* але молитвами їх у мирі направ життя наше.</w:t>
       </w:r>
     </w:p>
     <w:p>
@@ -435,15 +374,7 @@
           <w:sz w:val="24"/>
           <w:szCs w:val="24"/>
         </w:rPr>
-        <w:t xml:space="preserve"> Невичерпним джерелом покаяння,* безконечної втіхи подателем,* морем співчуття ти єси, Йосифе.* Подай нам сльози божественного покаяння,* якими тут плачуч</w:t>
-      </w:r>
-      <w:r>
-        <w:rPr>
-          <w:rFonts w:ascii="Times New Roman" w:eastAsia="Times New Roman" w:hAnsi="Times New Roman" w:cs="Times New Roman"/>
-          <w:sz w:val="24"/>
-          <w:szCs w:val="24"/>
-        </w:rPr>
-        <w:t>и, знайдемо втіху від Бога,* просячи твоєї помочі, Святий.</w:t>
+        <w:t xml:space="preserve"> Невичерпним джерелом покаяння,* безконечної втіхи подателем,* морем співчуття ти єси, Йосифе.* Подай нам сльози божественного покаяння,* якими тут плачучи, знайдемо втіху від Бога,* просячи твоєї помочі, Святий.</w:t>
       </w:r>
     </w:p>
     <w:p>
@@ -504,15 +435,7 @@
           <w:sz w:val="24"/>
           <w:szCs w:val="24"/>
         </w:rPr>
-        <w:t xml:space="preserve"> Жениха прекрасного забажав ти,* і тілесні пристрасті зненавидів, Юріє,* живучи на землі ангельським життям.* Тому твоє святе успення вшановуємо, кличучи:* моли Христа Бога, щ</w:t>
-      </w:r>
-      <w:r>
-        <w:rPr>
-          <w:rFonts w:ascii="Times New Roman" w:eastAsia="Times New Roman" w:hAnsi="Times New Roman" w:cs="Times New Roman"/>
-          <w:sz w:val="24"/>
-          <w:szCs w:val="24"/>
-        </w:rPr>
-        <w:t xml:space="preserve">об дарував нам велику милість. </w:t>
+        <w:t xml:space="preserve"> Жениха прекрасного забажав ти,* і тілесні пристрасті зненавидів, Юріє,* живучи на землі ангельським життям.* Тому твоє святе успення вшановуємо, кличучи:* моли Христа Бога, щоб дарував нам велику милість. </w:t>
       </w:r>
     </w:p>
     <w:p>
@@ -574,15 +497,7 @@
           <w:sz w:val="24"/>
           <w:szCs w:val="24"/>
         </w:rPr>
-        <w:t xml:space="preserve"> Мученики Твої, Господи* у стражданнях своїх прийняли вінець нетлінний від Тебе, Бога нашого,* мавши бо кріпость Твою, вони мучителів подолали,* сок</w:t>
-      </w:r>
-      <w:r>
-        <w:rPr>
-          <w:rFonts w:ascii="Times New Roman" w:eastAsia="Times New Roman" w:hAnsi="Times New Roman" w:cs="Times New Roman"/>
-          <w:sz w:val="24"/>
-          <w:szCs w:val="24"/>
-        </w:rPr>
-        <w:t>рушили і демонів зухвальства безсильні.* Їх молитвами спаси душі наші.</w:t>
+        <w:t xml:space="preserve"> Мученики Твої, Господи* у стражданнях своїх прийняли вінець нетлінний від Тебе, Бога нашого,* мавши бо кріпость Твою, вони мучителів подолали,* сокрушили і демонів зухвальства безсильні.* Їх молитвами спаси душі наші.</w:t>
       </w:r>
     </w:p>
     <w:p>
@@ -621,15 +536,7 @@
           <w:sz w:val="24"/>
           <w:szCs w:val="24"/>
         </w:rPr>
-        <w:t>Ви були братією за благодаттю Духа, Святі,* і мали спільні звичаї у благочестивій вірі,* вельми славні, у молитвах і постах життя провадячи,* прихилили людей до божествен</w:t>
-      </w:r>
-      <w:r>
-        <w:rPr>
-          <w:rFonts w:ascii="Times New Roman" w:eastAsia="Times New Roman" w:hAnsi="Times New Roman" w:cs="Times New Roman"/>
-          <w:sz w:val="24"/>
-          <w:szCs w:val="24"/>
-        </w:rPr>
-        <w:t xml:space="preserve">ного пізнання.* Тому й ви, хоробрі воїни,* спокусу мужньо полонивши, і за це постраждавши,* отримали вінці.* Моліть Христа Бога, щоб дарував відпущення прогрішень тим,* які з любов’ю святкують святу пам’ять вашу. </w:t>
+        <w:t xml:space="preserve">Ви були братією за благодаттю Духа, Святі,* і мали спільні звичаї у благочестивій вірі,* вельми славні, у молитвах і постах життя провадячи,* прихилили людей до божественного пізнання.* Тому й ви, хоробрі воїни,* спокусу мужньо полонивши, і за це постраждавши,* отримали вінці.* Моліть Христа Бога, щоб дарував відпущення прогрішень тим,* які з любов’ю святкують святу пам’ять вашу. </w:t>
       </w:r>
     </w:p>
     <w:p>
@@ -723,15 +630,7 @@
           <w:sz w:val="24"/>
           <w:szCs w:val="24"/>
         </w:rPr>
-        <w:t xml:space="preserve"> Правилом віри і образом лагідности,* учителем повздержности* явила тебе твоєму стаду всіх речей істина.* Ради цього придбав ти смиренням високе,* убогі</w:t>
-      </w:r>
-      <w:r>
-        <w:rPr>
-          <w:rFonts w:ascii="Times New Roman" w:eastAsia="Times New Roman" w:hAnsi="Times New Roman" w:cs="Times New Roman"/>
-          <w:sz w:val="24"/>
-          <w:szCs w:val="24"/>
-        </w:rPr>
-        <w:t>стю – багате,* отче священноначальнику Євтихію,* Моли Христа Бога, щоб спаслися душі наші.</w:t>
+        <w:t xml:space="preserve"> Правилом віри і образом лагідности,* учителем повздержности* явила тебе твоєму стаду всіх речей істина.* Ради цього придбав ти смиренням високе,* убогістю – багате,* отче священноначальнику Євтихію,* Моли Христа Бога, щоб спаслися душі наші.</w:t>
       </w:r>
     </w:p>
     <w:p>
@@ -761,15 +660,7 @@
           <w:sz w:val="24"/>
           <w:szCs w:val="24"/>
         </w:rPr>
-        <w:t xml:space="preserve"> Справді божественного Євтихія оспівуючи,* всі люди, з любов’ю прославмо,* як великого пастиря, служителя і вчителя премудрого,* і гонителя єресей.* Бо</w:t>
-      </w:r>
-      <w:r>
-        <w:rPr>
-          <w:rFonts w:ascii="Times New Roman" w:eastAsia="Times New Roman" w:hAnsi="Times New Roman" w:cs="Times New Roman"/>
-          <w:sz w:val="24"/>
-          <w:szCs w:val="24"/>
-        </w:rPr>
-        <w:t xml:space="preserve"> він молиться до Господа за всіх нас. </w:t>
+        <w:t xml:space="preserve"> Справді божественного Євтихія оспівуючи,* всі люди, з любов’ю прославмо,* як великого пастиря, служителя і вчителя премудрого,* і гонителя єресей.* Бо він молиться до Господа за всіх нас. </w:t>
       </w:r>
     </w:p>
     <w:p>
@@ -831,15 +722,7 @@
           <w:sz w:val="24"/>
           <w:szCs w:val="24"/>
         </w:rPr>
-        <w:t xml:space="preserve"> В тобі отче дбайливо зберігся образ,* бо прийнявши хрест, ти пішов слідом за Христом* і ділом навчав ти погорджувати тілом, бо воно проминає,* а дбати про душу </w:t>
-      </w:r>
-      <w:r>
-        <w:rPr>
-          <w:rFonts w:ascii="Times New Roman" w:eastAsia="Times New Roman" w:hAnsi="Times New Roman" w:cs="Times New Roman"/>
-          <w:sz w:val="24"/>
-          <w:szCs w:val="24"/>
-        </w:rPr>
-        <w:t>– єство безсмертне.* Тим-то з ангелами разом радується,* преподобний Юрію, дух твій.</w:t>
+        <w:t xml:space="preserve"> В тобі отче дбайливо зберігся образ,* бо прийнявши хрест, ти пішов слідом за Христом* і ділом навчав ти погорджувати тілом, бо воно проминає,* а дбати про душу – єство безсмертне.* Тим-то з ангелами разом радується,* преподобний Юрію, дух твій.</w:t>
       </w:r>
     </w:p>
     <w:p>
@@ -869,15 +752,7 @@
           <w:sz w:val="24"/>
           <w:szCs w:val="24"/>
         </w:rPr>
-        <w:t xml:space="preserve"> Будучи славним висотою смирення й хоробрістю,* жертви ворога винищив ти.* І був щедрий на діла милосердя, Отче преподобний:* голодних годував ти,* тому по с</w:t>
-      </w:r>
-      <w:r>
-        <w:rPr>
-          <w:rFonts w:ascii="Times New Roman" w:eastAsia="Times New Roman" w:hAnsi="Times New Roman" w:cs="Times New Roman"/>
-          <w:sz w:val="24"/>
-          <w:szCs w:val="24"/>
-        </w:rPr>
-        <w:t xml:space="preserve">мерті успадкував ти нетлінну поживу,* радіючи навіки, Юрію, ієрарху блаженний.* Моли Христа Бога, щоб дарував відпущення прогрішень тим,* які з любов’ю святкують святу пам’ять твою. </w:t>
+        <w:t xml:space="preserve"> Будучи славним висотою смирення й хоробрістю,* жертви ворога винищив ти.* І був щедрий на діла милосердя, Отче преподобний:* голодних годував ти,* тому по смерті успадкував ти нетлінну поживу,* радіючи навіки, Юрію, ієрарху блаженний.* Моли Христа Бога, щоб дарував відпущення прогрішень тим,* які з любов’ю святкують святу пам’ять твою. </w:t>
       </w:r>
     </w:p>
     <w:p>
@@ -932,17 +807,7 @@
           <w:sz w:val="24"/>
           <w:szCs w:val="24"/>
         </w:rPr>
-        <w:t>Т</w:t>
-      </w:r>
-      <w:r>
-        <w:rPr>
-          <w:rFonts w:ascii="Times New Roman" w:eastAsia="Times New Roman" w:hAnsi="Times New Roman" w:cs="Times New Roman"/>
-          <w:i/>
-          <w:color w:val="FF0000"/>
-          <w:sz w:val="24"/>
-          <w:szCs w:val="24"/>
-        </w:rPr>
-        <w:t>ропар (г. 3):</w:t>
+        <w:t>Тропар (г. 3):</w:t>
       </w:r>
       <w:r>
         <w:rPr>
@@ -980,15 +845,7 @@
           <w:sz w:val="24"/>
           <w:szCs w:val="24"/>
         </w:rPr>
-        <w:t xml:space="preserve"> Ви стали Христовими учнями і всечесними апостолами,* Іродіоне славний, Агаве й Руфе,* Асинкріте, Флегонте і Єрмо.* Завжди моліться до Господ</w:t>
-      </w:r>
-      <w:r>
-        <w:rPr>
-          <w:rFonts w:ascii="Times New Roman" w:eastAsia="Times New Roman" w:hAnsi="Times New Roman" w:cs="Times New Roman"/>
-          <w:sz w:val="24"/>
-          <w:szCs w:val="24"/>
-        </w:rPr>
-        <w:t xml:space="preserve">а,* щоб подав прощення прогрішень нам, що оспівуємо вас. </w:t>
+        <w:t xml:space="preserve"> Ви стали Христовими учнями і всечесними апостолами,* Іродіоне славний, Агаве й Руфе,* Асинкріте, Флегонте і Єрмо.* Завжди моліться до Господа,* щоб подав прощення прогрішень нам, що оспівуємо вас. </w:t>
       </w:r>
     </w:p>
     <w:p>
@@ -1044,15 +901,7 @@
           <w:sz w:val="24"/>
           <w:szCs w:val="24"/>
         </w:rPr>
-        <w:t xml:space="preserve"> Мученик Твій, Господи, Євпсихій,* у стражданнях своїх прийняв вінець нетлінний від Тебе, Бога нашого,* мавши бо кріпость Твою, він мучителів подолав,* со</w:t>
-      </w:r>
-      <w:r>
-        <w:rPr>
-          <w:rFonts w:ascii="Times New Roman" w:eastAsia="Times New Roman" w:hAnsi="Times New Roman" w:cs="Times New Roman"/>
-          <w:sz w:val="24"/>
-          <w:szCs w:val="24"/>
-        </w:rPr>
-        <w:t>крушив і демонів зухвальства безсильні.* Його молитвами спаси душі наші.</w:t>
+        <w:t xml:space="preserve"> Мученик Твій, Господи, Євпсихій,* у стражданнях своїх прийняв вінець нетлінний від Тебе, Бога нашого,* мавши бо кріпость Твою, він мучителів подолав,* сокрушив і демонів зухвальства безсильні.* Його молитвами спаси душі наші.</w:t>
       </w:r>
     </w:p>
     <w:p>
@@ -1082,15 +931,7 @@
           <w:sz w:val="24"/>
           <w:szCs w:val="24"/>
         </w:rPr>
-        <w:t xml:space="preserve"> Вправно звершивши добрий подвиг,* переміг ти ворога супостата, мученику,* почесті й чудеса від Бога прийнявши.* Тому Церква всіх вірних тебе прославляє* у цей день, сла</w:t>
-      </w:r>
-      <w:r>
-        <w:rPr>
-          <w:rFonts w:ascii="Times New Roman" w:eastAsia="Times New Roman" w:hAnsi="Times New Roman" w:cs="Times New Roman"/>
-          <w:sz w:val="24"/>
-          <w:szCs w:val="24"/>
-        </w:rPr>
-        <w:t xml:space="preserve">вно вшановуючи. </w:t>
+        <w:t xml:space="preserve"> Вправно звершивши добрий подвиг,* переміг ти ворога супостата, мученику,* почесті й чудеса від Бога прийнявши.* Тому Церква всіх вірних тебе прославляє* у цей день, славно вшановуючи. </w:t>
       </w:r>
     </w:p>
     <w:p>
@@ -1146,15 +987,7 @@
           <w:sz w:val="24"/>
           <w:szCs w:val="24"/>
         </w:rPr>
-        <w:t xml:space="preserve"> Мученики Твої, Господи* у стражданнях своїх прийняли вінець нетлінний від Тебе, Бога нашого,* мавши бо кріпость Твою, вони мучителів подолали</w:t>
-      </w:r>
-      <w:r>
-        <w:rPr>
-          <w:rFonts w:ascii="Times New Roman" w:eastAsia="Times New Roman" w:hAnsi="Times New Roman" w:cs="Times New Roman"/>
-          <w:sz w:val="24"/>
-          <w:szCs w:val="24"/>
-        </w:rPr>
-        <w:t>,* сокрушили і демонів зухвальства безсильні.* Їх молитвами спаси душі наші.</w:t>
+        <w:t xml:space="preserve"> Мученики Твої, Господи* у стражданнях своїх прийняли вінець нетлінний від Тебе, Бога нашого,* мавши бо кріпость Твою, вони мучителів подолали,* сокрушили і демонів зухвальства безсильні.* Їх молитвами спаси душі наші.</w:t>
       </w:r>
     </w:p>
     <w:p>
@@ -1184,15 +1017,7 @@
           <w:sz w:val="24"/>
           <w:szCs w:val="24"/>
         </w:rPr>
-        <w:t xml:space="preserve"> Настала сьогодні радісна пам’ять мучеників,* Терентія премудрого та війська його.* Зустріньмося разом, щоб прийняти зцілення.* Бо вони прийняли від Бога б</w:t>
-      </w:r>
-      <w:r>
-        <w:rPr>
-          <w:rFonts w:ascii="Times New Roman" w:eastAsia="Times New Roman" w:hAnsi="Times New Roman" w:cs="Times New Roman"/>
-          <w:sz w:val="24"/>
-          <w:szCs w:val="24"/>
-        </w:rPr>
-        <w:t xml:space="preserve">лагодать Духа святого,* щоб зціляти недуги душ наших. </w:t>
+        <w:t xml:space="preserve"> Настала сьогодні радісна пам’ять мучеників,* Терентія премудрого та війська його.* Зустріньмося разом, щоб прийняти зцілення.* Бо вони прийняли від Бога благодать Духа святого,* щоб зціляти недуги душ наших. </w:t>
       </w:r>
     </w:p>
     <w:p>
@@ -1247,15 +1072,7 @@
           <w:sz w:val="24"/>
           <w:szCs w:val="24"/>
         </w:rPr>
-        <w:t xml:space="preserve"> Ідольські хитрощі приборкав ти, Антипо,* і подолав ти диявольську силу.* Перед богоборцями сміливо Христа визнав єси.* З ангельськими чинами в вишніх оселившись,* і Владиці всіх славослов’я приносячи, молишся вдячно за нас,* даруючи благодать зцілення.* Т</w:t>
-      </w:r>
-      <w:r>
-        <w:rPr>
-          <w:rFonts w:ascii="Times New Roman" w:eastAsia="Times New Roman" w:hAnsi="Times New Roman" w:cs="Times New Roman"/>
-          <w:sz w:val="24"/>
-          <w:szCs w:val="24"/>
-        </w:rPr>
-        <w:t xml:space="preserve">ому й вшановуємо тебе, священномученику Антипо.* Моли Христа Бога, щоб спас душі наші. </w:t>
+        <w:t xml:space="preserve"> Ідольські хитрощі приборкав ти, Антипо,* і подолав ти диявольську силу.* Перед богоборцями сміливо Христа визнав єси.* З ангельськими чинами в вишніх оселившись,* і Владиці всіх славослов’я приносячи, молишся вдячно за нас,* даруючи благодать зцілення.* Тому й вшановуємо тебе, священномученику Антипо.* Моли Христа Бога, щоб спас душі наші. </w:t>
       </w:r>
     </w:p>
     <w:p>
@@ -1285,15 +1102,7 @@
           <w:sz w:val="24"/>
           <w:szCs w:val="24"/>
         </w:rPr>
-        <w:t xml:space="preserve"> Співпрестольником апостолів і окрасою святителів був ти, Блаженний.* Прославився як мученик, засяявши, мов сонце,* і всіх просвітлюючи, Антипо священний.</w:t>
-      </w:r>
-      <w:r>
-        <w:rPr>
-          <w:rFonts w:ascii="Times New Roman" w:eastAsia="Times New Roman" w:hAnsi="Times New Roman" w:cs="Times New Roman"/>
-          <w:sz w:val="24"/>
-          <w:szCs w:val="24"/>
-        </w:rPr>
-        <w:t xml:space="preserve">* І зруйнував глибоку темряву безбожності.* Тому й вшановуємо тебе, як божественного священномученика* і зцілень подателя. </w:t>
+        <w:t xml:space="preserve"> Співпрестольником апостолів і окрасою святителів був ти, Блаженний.* Прославився як мученик, засяявши, мов сонце,* і всіх просвітлюючи, Антипо священний.* І зруйнував глибоку темряву безбожності.* Тому й вшановуємо тебе, як божественного священномученика* і зцілень подателя. </w:t>
       </w:r>
     </w:p>
     <w:p>
@@ -1380,15 +1189,7 @@
           <w:sz w:val="24"/>
           <w:szCs w:val="24"/>
         </w:rPr>
-        <w:t xml:space="preserve"> Запалившись світл</w:t>
-      </w:r>
-      <w:r>
-        <w:rPr>
-          <w:rFonts w:ascii="Times New Roman" w:eastAsia="Times New Roman" w:hAnsi="Times New Roman" w:cs="Times New Roman"/>
-          <w:sz w:val="24"/>
-          <w:szCs w:val="24"/>
-        </w:rPr>
-        <w:t xml:space="preserve">ом Всевишнього, Блаженний отче,* ти просвітлюєш усіх, що з любов’ю вшановують твоє чесне страждання.* Василію священностраждальний,* моли Христа Бога неустанно за всіх нас. </w:t>
+        <w:t xml:space="preserve"> Запалившись світлом Всевишнього, Блаженний отче,* ти просвітлюєш усіх, що з любов’ю вшановують твоє чесне страждання.* Василію священностраждальний,* моли Христа Бога неустанно за всіх нас. </w:t>
       </w:r>
     </w:p>
     <w:p>
@@ -1443,15 +1244,7 @@
           <w:sz w:val="24"/>
           <w:szCs w:val="24"/>
         </w:rPr>
-        <w:t xml:space="preserve"> I звичаїв апостол</w:t>
-      </w:r>
-      <w:r>
-        <w:rPr>
-          <w:rFonts w:ascii="Times New Roman" w:eastAsia="Times New Roman" w:hAnsi="Times New Roman" w:cs="Times New Roman"/>
-          <w:sz w:val="24"/>
-          <w:szCs w:val="24"/>
-        </w:rPr>
-        <w:t>ів причасником і їх намісником стався ти,* знайшов ти шлях, богонатхненний, як дійти до видіння.* Задля того слово істини справляючи,* і задля віри пострадав ти аж до крови, священномученику Артемоне</w:t>
+        <w:t xml:space="preserve"> I звичаїв апостолів причасником і їх намісником стався ти,* знайшов ти шлях, богонатхненний, як дійти до видіння.* Задля того слово істини справляючи,* і задля віри пострадав ти аж до крови, священномученику Артемоне</w:t>
       </w:r>
       <w:r>
         <w:rPr>
@@ -1500,17 +1293,7 @@
           <w:sz w:val="24"/>
           <w:szCs w:val="24"/>
         </w:rPr>
-        <w:t>Кондак (г. 4)</w:t>
-      </w:r>
-      <w:r>
-        <w:rPr>
-          <w:rFonts w:ascii="Times New Roman" w:eastAsia="Times New Roman" w:hAnsi="Times New Roman" w:cs="Times New Roman"/>
-          <w:i/>
-          <w:color w:val="FF0000"/>
-          <w:sz w:val="24"/>
-          <w:szCs w:val="24"/>
-        </w:rPr>
-        <w:t>:</w:t>
+        <w:t>Кондак (г. 4):</w:t>
       </w:r>
       <w:r>
         <w:rPr>
@@ -1543,10 +1326,7 @@
       <w:bookmarkStart w:id="14" w:name="_heading=h.t5tdkenyh67y" w:colFirst="0" w:colLast="0"/>
       <w:bookmarkEnd w:id="14"/>
       <w:r>
-        <w:t>14 кв</w:t>
-      </w:r>
-      <w:r>
-        <w:t xml:space="preserve">ітня.  Св. Мартина Ісповідника, папи Римського. І святих новоявлених мучеників Антонія, Йоана і Євстатія. </w:t>
+        <w:t xml:space="preserve">14 квітня.  Св. Мартина Ісповідника, папи Римського. І святих новоявлених мучеників Антонія, Йоана і Євстатія. </w:t>
       </w:r>
     </w:p>
     <w:p>
@@ -1589,15 +1369,7 @@
           <w:sz w:val="24"/>
           <w:szCs w:val="24"/>
         </w:rPr>
-        <w:t xml:space="preserve"> Православія наставнику, благочестя учителю і чистоти вселенної світильнику,* архиєреїв богонатхненна прикрасо,</w:t>
-      </w:r>
-      <w:r>
-        <w:rPr>
-          <w:rFonts w:ascii="Times New Roman" w:eastAsia="Times New Roman" w:hAnsi="Times New Roman" w:cs="Times New Roman"/>
-          <w:sz w:val="24"/>
-          <w:szCs w:val="24"/>
-        </w:rPr>
-        <w:t xml:space="preserve"> Мартине премудрий,* ученням твоїм Ти все просвітив, сопілко духовна.* Моли Христа Бога, щоб спаслися душі наші.</w:t>
+        <w:t xml:space="preserve"> Православія наставнику, благочестя учителю і чистоти вселенної світильнику,* архиєреїв богонатхненна прикрасо, Мартине премудрий,* ученням твоїм Ти все просвітив, сопілко духовна.* Моли Христа Бога, щоб спаслися душі наші.</w:t>
       </w:r>
     </w:p>
     <w:p>
@@ -1636,15 +1408,7 @@
           <w:sz w:val="24"/>
           <w:szCs w:val="24"/>
         </w:rPr>
-        <w:t>Священними ісповіданнями прикрасився і завершив життя як мученик,* на небеса піднявся ти, Мартине мудрий,* і вінцем не</w:t>
-      </w:r>
-      <w:r>
-        <w:rPr>
-          <w:rFonts w:ascii="Times New Roman" w:eastAsia="Times New Roman" w:hAnsi="Times New Roman" w:cs="Times New Roman"/>
-          <w:sz w:val="24"/>
-          <w:szCs w:val="24"/>
-        </w:rPr>
-        <w:t>в’янучим від Бога був ти вінчаний.* Тому святу твою пам’ять звершуємо, кличучи:* пом’яни нас, Священноблаженний,* стоячи перед Христом.</w:t>
+        <w:t>Священними ісповіданнями прикрасився і завершив життя як мученик,* на небеса піднявся ти, Мартине мудрий,* і вінцем нев’янучим від Бога був ти вінчаний.* Тому святу твою пам’ять звершуємо, кличучи:* пом’яни нас, Священноблаженний,* стоячи перед Христом.</w:t>
       </w:r>
     </w:p>
     <w:p>
@@ -1696,23 +1460,7 @@
           <w:sz w:val="24"/>
           <w:szCs w:val="24"/>
         </w:rPr>
-        <w:t>Ви відкинули земні почесті і славу,* хор</w:t>
-      </w:r>
-      <w:r>
-        <w:rPr>
-          <w:rFonts w:ascii="Times New Roman" w:eastAsia="Times New Roman" w:hAnsi="Times New Roman" w:cs="Times New Roman"/>
-          <w:sz w:val="24"/>
-          <w:szCs w:val="24"/>
-        </w:rPr>
-        <w:t xml:space="preserve">обрі й чесні страждальці,* мужньо перетерпіли муки заради віри,* видавши себе на смерть за життя всіх Владиці.* Тому й Христос преславно огорнув вас з небес хмарами,* і почестями й вінцями від престолу слави вінчав.* Тому стоячи перед ангелами, моліться,* </w:t>
-      </w:r>
-      <w:r>
-        <w:rPr>
-          <w:rFonts w:ascii="Times New Roman" w:eastAsia="Times New Roman" w:hAnsi="Times New Roman" w:cs="Times New Roman"/>
-          <w:sz w:val="24"/>
-          <w:szCs w:val="24"/>
-        </w:rPr>
-        <w:t>щоб спаслися душі наші.</w:t>
+        <w:t>Ви відкинули земні почесті і славу,* хоробрі й чесні страждальці,* мужньо перетерпіли муки заради віри,* видавши себе на смерть за життя всіх Владиці.* Тому й Христос преславно огорнув вас з небес хмарами,* і почестями й вінцями від престолу слави вінчав.* Тому стоячи перед ангелами, моліться,* щоб спаслися душі наші.</w:t>
       </w:r>
     </w:p>
     <w:p>
@@ -1768,10 +1516,7 @@
       <w:bookmarkEnd w:id="17"/>
       <w:r>
         <w:lastRenderedPageBreak/>
-        <w:t>15 квітня. Свв. апп. А</w:t>
-      </w:r>
-      <w:r>
-        <w:t>ристарха, Пуда і Трофима.</w:t>
+        <w:t>15 квітня. Свв. апп. Аристарха, Пуда і Трофима.</w:t>
       </w:r>
     </w:p>
     <w:p>
@@ -1831,15 +1576,7 @@
           <w:sz w:val="24"/>
           <w:szCs w:val="24"/>
         </w:rPr>
-        <w:t xml:space="preserve"> Настало чесне свято апостолів,* що просвічує нас і проганяє гріховну імлу* від тих, які взивають:* явил</w:t>
-      </w:r>
-      <w:r>
-        <w:rPr>
-          <w:rFonts w:ascii="Times New Roman" w:eastAsia="Times New Roman" w:hAnsi="Times New Roman" w:cs="Times New Roman"/>
-          <w:sz w:val="24"/>
-          <w:szCs w:val="24"/>
-        </w:rPr>
-        <w:t>ося світло і прийшло визволення.</w:t>
+        <w:t xml:space="preserve"> Настало чесне свято апостолів,* що просвічує нас і проганяє гріховну імлу* від тих, які взивають:* явилося світло і прийшло визволення.</w:t>
       </w:r>
     </w:p>
     <w:p>
@@ -1904,15 +1641,7 @@
           <w:sz w:val="24"/>
           <w:szCs w:val="24"/>
         </w:rPr>
-        <w:t>Агниці духовні, до Агнця і Пастиря Христа були приведені,* завершили життя як мучениці й віру зберегли.* Тому сьогодні з радісною душею звершуємо* гідну вели</w:t>
-      </w:r>
-      <w:r>
-        <w:rPr>
-          <w:rFonts w:ascii="Times New Roman" w:eastAsia="Times New Roman" w:hAnsi="Times New Roman" w:cs="Times New Roman"/>
-          <w:sz w:val="24"/>
-          <w:szCs w:val="24"/>
-        </w:rPr>
-        <w:t>кого подиву святу пам’ять вашу,* Христа величаючи.</w:t>
+        <w:t>Агниці духовні, до Агнця і Пастиря Христа були приведені,* завершили життя як мучениці й віру зберегли.* Тому сьогодні з радісною душею звершуємо* гідну великого подиву святу пам’ять вашу,* Христа величаючи.</w:t>
       </w:r>
     </w:p>
     <w:p>
@@ -1942,15 +1671,7 @@
           <w:sz w:val="24"/>
           <w:szCs w:val="24"/>
         </w:rPr>
-        <w:t xml:space="preserve"> Ставши гідними невістами Господа,* Ви принесли Йому у дар кров і жертву,* страстоносиці й отроковиці Ірино й Агапіє, з Хіонією славною.* І ясно освітили божественну світлицю,* неустанно просвічувані невимовним світлом.* Тому святу і чесну вашу пам’ять дух</w:t>
-      </w:r>
-      <w:r>
-        <w:rPr>
-          <w:rFonts w:ascii="Times New Roman" w:eastAsia="Times New Roman" w:hAnsi="Times New Roman" w:cs="Times New Roman"/>
-          <w:sz w:val="24"/>
-          <w:szCs w:val="24"/>
-        </w:rPr>
-        <w:t xml:space="preserve">овно святкуючи,* Спаса прославляємо, і вірно взиваємо:* моліться за нас до Господа. </w:t>
+        <w:t xml:space="preserve"> Ставши гідними невістами Господа,* Ви принесли Йому у дар кров і жертву,* страстоносиці й отроковиці Ірино й Агапіє, з Хіонією славною.* І ясно освітили божественну світлицю,* неустанно просвічувані невимовним світлом.* Тому святу і чесну вашу пам’ять духовно святкуючи,* Спаса прославляємо, і вірно взиваємо:* моліться за нас до Господа. </w:t>
       </w:r>
     </w:p>
     <w:p>
@@ -2036,15 +1757,7 @@
           <w:sz w:val="24"/>
           <w:szCs w:val="24"/>
         </w:rPr>
-        <w:t xml:space="preserve"> Як сонце, засяяла нам свята Ваша пам’ять,* вірних просвітлюючи,* премудрі святителі Симеоне й Акакію</w:t>
-      </w:r>
-      <w:r>
-        <w:rPr>
-          <w:rFonts w:ascii="Times New Roman" w:eastAsia="Times New Roman" w:hAnsi="Times New Roman" w:cs="Times New Roman"/>
-          <w:sz w:val="24"/>
-          <w:szCs w:val="24"/>
-        </w:rPr>
-        <w:t>.* Її ж ми сьогодні звершуємо, кличучи:* моліть за нас єдиного чоловіколюбця.</w:t>
+        <w:t xml:space="preserve"> Як сонце, засяяла нам свята Ваша пам’ять,* вірних просвітлюючи,* премудрі святителі Симеоне й Акакію.* Її ж ми сьогодні звершуємо, кличучи:* моліть за нас єдиного чоловіколюбця.</w:t>
       </w:r>
     </w:p>
     <w:p>
@@ -2097,15 +1810,7 @@
           <w:sz w:val="24"/>
           <w:szCs w:val="24"/>
         </w:rPr>
-        <w:t xml:space="preserve"> У тобі отче дбайливо зберігся образ,* бо прийнявши хрест, ти пішов слідом за Христом* і ділом навчав ти погор</w:t>
-      </w:r>
-      <w:r>
-        <w:rPr>
-          <w:rFonts w:ascii="Times New Roman" w:eastAsia="Times New Roman" w:hAnsi="Times New Roman" w:cs="Times New Roman"/>
-          <w:sz w:val="24"/>
-          <w:szCs w:val="24"/>
-        </w:rPr>
-        <w:t>джувати тілом, бо воно проминає,* а дбати про душу – єство безсмертне.* Тим-то з ангелами разом радується,* преподобний Йоане, дух твій.</w:t>
+        <w:t xml:space="preserve"> У тобі отче дбайливо зберігся образ,* бо прийнявши хрест, ти пішов слідом за Христом* і ділом навчав ти погорджувати тілом, бо воно проминає,* а дбати про душу – єство безсмертне.* Тим-то з ангелами разом радується,* преподобний Йоане, дух твій.</w:t>
       </w:r>
     </w:p>
     <w:p>
@@ -2134,15 +1839,7 @@
           <w:sz w:val="24"/>
           <w:szCs w:val="24"/>
         </w:rPr>
-        <w:t xml:space="preserve"> Стриманістю життя прикрасив ти, отче,* плоть умертвив ти,* і тим переміг ти ворожі напади, преблаженний,</w:t>
-      </w:r>
-      <w:r>
-        <w:rPr>
-          <w:rFonts w:ascii="Times New Roman" w:eastAsia="Times New Roman" w:hAnsi="Times New Roman" w:cs="Times New Roman"/>
-          <w:sz w:val="24"/>
-          <w:szCs w:val="24"/>
-        </w:rPr>
-        <w:t xml:space="preserve">* і прийшов до Бога у безтурботне й вічне життя,* як гідний спадкоємець, Йоане,* до Нього ж молися, щоб спас душі наші. </w:t>
+        <w:t xml:space="preserve"> Стриманістю життя прикрасив ти, отче,* плоть умертвив ти,* і тим переміг ти ворожі напади, преблаженний,* і прийшов до Бога у безтурботне й вічне життя,* як гідний спадкоємець, Йоане,* до Нього ж молися, щоб спас душі наші. </w:t>
       </w:r>
     </w:p>
     <w:p>
@@ -2196,15 +1893,7 @@
           <w:sz w:val="24"/>
           <w:szCs w:val="24"/>
         </w:rPr>
-        <w:t xml:space="preserve"> У тобі отче дбайливо зберігся образ,* бо прийнявши хрест, ти пішов слідом за Хри</w:t>
-      </w:r>
-      <w:r>
-        <w:rPr>
-          <w:rFonts w:ascii="Times New Roman" w:eastAsia="Times New Roman" w:hAnsi="Times New Roman" w:cs="Times New Roman"/>
-          <w:sz w:val="24"/>
-          <w:szCs w:val="24"/>
-        </w:rPr>
-        <w:t>стом* і ділом навчав ти погорджувати тілом, бо воно проминає,* а дбати про душу – єство безсмертне.* Тим-то з ангелами разом радується,* преподобний Йоане, дух твій.</w:t>
+        <w:t xml:space="preserve"> У тобі отче дбайливо зберігся образ,* бо прийнявши хрест, ти пішов слідом за Христом* і ділом навчав ти погорджувати тілом, бо воно проминає,* а дбати про душу – єство безсмертне.* Тим-то з ангелами разом радується,* преподобний Йоане, дух твій.</w:t>
       </w:r>
     </w:p>
     <w:p>
@@ -2233,23 +1922,7 @@
           <w:sz w:val="24"/>
           <w:szCs w:val="24"/>
         </w:rPr>
-        <w:t xml:space="preserve"> Божественним бажанням уразивши душу,* ти став відлюдником, блаженний;* бага</w:t>
-      </w:r>
-      <w:r>
-        <w:rPr>
-          <w:rFonts w:ascii="Times New Roman" w:eastAsia="Times New Roman" w:hAnsi="Times New Roman" w:cs="Times New Roman"/>
-          <w:sz w:val="24"/>
-          <w:szCs w:val="24"/>
-        </w:rPr>
-        <w:t>тство залишивши, поживу і славу,* убогим життям всечесно жив ти в чужих краях;* і мужньо ведучи безмовне життя,* досягнув ти, преподобний, звершення добрих учинків.* Тому з вірою кличемо до тебе:* моли Христа Бога, щоб прощення подав тим,* які з любов’ю вш</w:t>
-      </w:r>
-      <w:r>
-        <w:rPr>
-          <w:rFonts w:ascii="Times New Roman" w:eastAsia="Times New Roman" w:hAnsi="Times New Roman" w:cs="Times New Roman"/>
-          <w:sz w:val="24"/>
-          <w:szCs w:val="24"/>
-        </w:rPr>
-        <w:t xml:space="preserve">ановують святу пам’ять твою.  </w:t>
+        <w:t xml:space="preserve"> Божественним бажанням уразивши душу,* ти став відлюдником, блаженний;* багатство залишивши, поживу і славу,* убогим життям всечесно жив ти в чужих краях;* і мужньо ведучи безмовне життя,* досягнув ти, преподобний, звершення добрих учинків.* Тому з вірою кличемо до тебе:* моли Христа Бога, щоб прощення подав тим,* які з любов’ю вшановують святу пам’ять твою.  </w:t>
       </w:r>
     </w:p>
     <w:p>
@@ -2311,15 +1984,7 @@
           <w:sz w:val="24"/>
           <w:szCs w:val="24"/>
         </w:rPr>
-        <w:t xml:space="preserve"> Потоками сліз твоїх ти неродючу пустиню управив,* і з глибини зітханнями ти в трудах приніс стократні плоди,* і був ти світильником вселенної, сіяючи чудесами, Теодоре, отче н</w:t>
-      </w:r>
-      <w:r>
-        <w:rPr>
-          <w:rFonts w:ascii="Times New Roman" w:eastAsia="Times New Roman" w:hAnsi="Times New Roman" w:cs="Times New Roman"/>
-          <w:sz w:val="24"/>
-          <w:szCs w:val="24"/>
-        </w:rPr>
-        <w:t>аш.* Моли Христа Бога, щоб спаслися душі наші.</w:t>
+        <w:t xml:space="preserve"> Потоками сліз твоїх ти неродючу пустиню управив,* і з глибини зітханнями ти в трудах приніс стократні плоди,* і був ти світильником вселенної, сіяючи чудесами, Теодоре, отче наш.* Моли Христа Бога, щоб спаслися душі наші.</w:t>
       </w:r>
     </w:p>
     <w:p>
@@ -2369,10 +2034,7 @@
       <w:bookmarkStart w:id="23" w:name="_heading=h.5djaohx9p1g5" w:colFirst="0" w:colLast="0"/>
       <w:bookmarkEnd w:id="23"/>
       <w:r>
-        <w:t>2</w:t>
-      </w:r>
-      <w:r>
-        <w:t xml:space="preserve">1 квітня. Святого священномученика Януарія і тих, що з ним. </w:t>
+        <w:t xml:space="preserve">21 квітня. Святого священномученика Януарія і тих, що з ним. </w:t>
       </w:r>
     </w:p>
     <w:p>
@@ -2401,15 +2063,7 @@
           <w:sz w:val="24"/>
           <w:szCs w:val="24"/>
         </w:rPr>
-        <w:t xml:space="preserve"> Помазані святительським миром,* ви стали пастирями людей богомудрих.* І були заколені, немов агнці чесні,* і принесені Слову, начальникові пастирів, мов ягнята у жертву,* священном</w:t>
-      </w:r>
-      <w:r>
-        <w:rPr>
-          <w:rFonts w:ascii="Times New Roman" w:eastAsia="Times New Roman" w:hAnsi="Times New Roman" w:cs="Times New Roman"/>
-          <w:sz w:val="24"/>
-          <w:szCs w:val="24"/>
-        </w:rPr>
-        <w:t>ученики преславні, всесвітні світила.* Тому й з любов’ю вшановуємо всі святу пам’ять вашу,* бо ви молитеся за душі наші.</w:t>
+        <w:t xml:space="preserve"> Помазані святительським миром,* ви стали пастирями людей богомудрих.* І були заколені, немов агнці чесні,* і принесені Слову, начальникові пастирів, мов ягнята у жертву,* священномученики преславні, всесвітні світила.* Тому й з любов’ю вшановуємо всі святу пам’ять вашу,* бо ви молитеся за душі наші.</w:t>
       </w:r>
     </w:p>
     <w:p>
@@ -2438,15 +2092,7 @@
           <w:sz w:val="24"/>
           <w:szCs w:val="24"/>
         </w:rPr>
-        <w:t xml:space="preserve"> Священним помазанням і мученицькою кров’ю* прикрасилися, славні Януаріє і Теодоре,* і сяєте повсюди, радіючи в вишніх.* </w:t>
-      </w:r>
-      <w:r>
-        <w:rPr>
-          <w:rFonts w:ascii="Times New Roman" w:eastAsia="Times New Roman" w:hAnsi="Times New Roman" w:cs="Times New Roman"/>
-          <w:sz w:val="24"/>
-          <w:szCs w:val="24"/>
-        </w:rPr>
-        <w:t xml:space="preserve">Й на нас спогляньте, що прийшли до вашого храму* і неустанно до вас взиваємо.* Всіх нас оберігайте, молячись до чоловіколюбця Бога. </w:t>
+        <w:t xml:space="preserve"> Священним помазанням і мученицькою кров’ю* прикрасилися, славні Януаріє і Теодоре,* і сяєте повсюди, радіючи в вишніх.* Й на нас спогляньте, що прийшли до вашого храму* і неустанно до вас взиваємо.* Всіх нас оберігайте, молячись до чоловіколюбця Бога. </w:t>
       </w:r>
     </w:p>
     <w:p>
@@ -2499,15 +2145,7 @@
           <w:sz w:val="24"/>
           <w:szCs w:val="24"/>
         </w:rPr>
-        <w:t xml:space="preserve"> Ти був знаний, як освячений від пелен,* і сповнений благодаті,* чудесами с</w:t>
-      </w:r>
-      <w:r>
-        <w:rPr>
-          <w:rFonts w:ascii="Times New Roman" w:eastAsia="Times New Roman" w:hAnsi="Times New Roman" w:cs="Times New Roman"/>
-          <w:sz w:val="24"/>
-          <w:szCs w:val="24"/>
-        </w:rPr>
-        <w:t xml:space="preserve">віт просвітив ти,* і відігнав множество демонів,* священнотворче Теодоре,* тому за нас молися Господеві. </w:t>
+        <w:t xml:space="preserve"> Ти був знаний, як освячений від пелен,* і сповнений благодаті,* чудесами світ просвітив ти,* і відігнав множество демонів,* священнотворче Теодоре,* тому за нас молися Господеві. </w:t>
       </w:r>
     </w:p>
     <w:p>
@@ -2537,15 +2175,7 @@
           <w:sz w:val="24"/>
           <w:szCs w:val="24"/>
         </w:rPr>
-        <w:t xml:space="preserve"> Як на вогняну колісницю піднявся ти добрими ділами, богоносний,* увійшов ти у небесні оселі,* і жив ти, мов ангел з людьми,* і як людин</w:t>
-      </w:r>
-      <w:r>
-        <w:rPr>
-          <w:rFonts w:ascii="Times New Roman" w:eastAsia="Times New Roman" w:hAnsi="Times New Roman" w:cs="Times New Roman"/>
-          <w:sz w:val="24"/>
-          <w:szCs w:val="24"/>
-        </w:rPr>
-        <w:t xml:space="preserve">а з ангелами радієш.* Тому виявився ти божественним вмістилищем чудес,* Теодоре преподобний. </w:t>
+        <w:t xml:space="preserve"> Як на вогняну колісницю піднявся ти добрими ділами, богоносний,* увійшов ти у небесні оселі,* і жив ти, мов ангел з людьми,* і як людина з ангелами радієш.* Тому виявився ти божественним вмістилищем чудес,* Теодоре преподобний. </w:t>
       </w:r>
     </w:p>
     <w:p>
@@ -2619,17 +2249,7 @@
           <w:sz w:val="24"/>
           <w:szCs w:val="24"/>
         </w:rPr>
-        <w:t>Конд</w:t>
-      </w:r>
-      <w:r>
-        <w:rPr>
-          <w:rFonts w:ascii="Times New Roman" w:eastAsia="Times New Roman" w:hAnsi="Times New Roman" w:cs="Times New Roman"/>
-          <w:i/>
-          <w:color w:val="FF0000"/>
-          <w:sz w:val="24"/>
-          <w:szCs w:val="24"/>
-        </w:rPr>
-        <w:t>ак (г. 4):</w:t>
+        <w:t>Кондак (г. 4):</w:t>
       </w:r>
       <w:r>
         <w:rPr>
@@ -2661,10 +2281,7 @@
       <w:bookmarkStart w:id="26" w:name="_heading=h.q9ddgsw2hzru" w:colFirst="0" w:colLast="0"/>
       <w:bookmarkEnd w:id="26"/>
       <w:r>
-        <w:t xml:space="preserve">24 </w:t>
-      </w:r>
-      <w:r>
-        <w:t>квітня.  Св. мч. Сави Стратилата.</w:t>
+        <w:t>24 квітня.  Св. мч. Сави Стратилата.</w:t>
       </w:r>
     </w:p>
     <w:p>
@@ -2693,15 +2310,7 @@
           <w:sz w:val="24"/>
           <w:szCs w:val="24"/>
         </w:rPr>
-        <w:t xml:space="preserve"> Залишив ти земні почесті, страждальцю,* перед облесливим царем, мучителем* сущого Христа Бога визнав ти,* і заради Нього перетерпів ти багато страждань, славний,* тому був ти увінчаний прекрасним вінцем пере</w:t>
-      </w:r>
-      <w:r>
-        <w:rPr>
-          <w:rFonts w:ascii="Times New Roman" w:eastAsia="Times New Roman" w:hAnsi="Times New Roman" w:cs="Times New Roman"/>
-          <w:sz w:val="24"/>
-          <w:szCs w:val="24"/>
-        </w:rPr>
-        <w:t xml:space="preserve">моги від Царя всіх.* З небесними воїнами світло прикрашений*, стоїш перед Ним, Саво,* моли, щоб спас душі наші. </w:t>
+        <w:t xml:space="preserve"> Залишив ти земні почесті, страждальцю,* перед облесливим царем, мучителем* сущого Христа Бога визнав ти,* і заради Нього перетерпів ти багато страждань, славний,* тому був ти увінчаний прекрасним вінцем перемоги від Царя всіх.* З небесними воїнами світло прикрашений*, стоїш перед Ним, Саво,* моли, щоб спас душі наші. </w:t>
       </w:r>
     </w:p>
     <w:p>
@@ -2731,15 +2340,7 @@
           <w:sz w:val="24"/>
           <w:szCs w:val="24"/>
         </w:rPr>
-        <w:t>Став ти непереможним воїном,* варварські витівки переміг ти,* і сильно постраждав, славний,* безліч ворогів невидимих поборов ти</w:t>
-      </w:r>
-      <w:r>
-        <w:rPr>
-          <w:rFonts w:ascii="Times New Roman" w:eastAsia="Times New Roman" w:hAnsi="Times New Roman" w:cs="Times New Roman"/>
-          <w:sz w:val="24"/>
-          <w:szCs w:val="24"/>
-        </w:rPr>
-        <w:t>,* і сплів вінець перемоги.* За нас моли Христа, Саво всеблаженний,* що з вірою тебе вшановуємо.</w:t>
+        <w:t>Став ти непереможним воїном,* варварські витівки переміг ти,* і сильно постраждав, славний,* безліч ворогів невидимих поборов ти,* і сплів вінець перемоги.* За нас моли Христа, Саво всеблаженний,* що з вірою тебе вшановуємо.</w:t>
       </w:r>
     </w:p>
     <w:p>
@@ -2801,23 +2402,7 @@
           <w:sz w:val="24"/>
           <w:szCs w:val="24"/>
         </w:rPr>
-        <w:t xml:space="preserve">У верховного Петра ти навчався,* апостолом Христовим був ти, і як сонце, засяяв Ти країнам:* олександрійцям </w:t>
-      </w:r>
-      <w:r>
-        <w:rPr>
-          <w:rFonts w:ascii="Times New Roman" w:eastAsia="Times New Roman" w:hAnsi="Times New Roman" w:cs="Times New Roman"/>
-          <w:sz w:val="24"/>
-          <w:szCs w:val="24"/>
-        </w:rPr>
-        <w:t>був ти прикрасою, блаженний,* Єгипет від лести через тебе звільнився,* євангельським твоїм ученням просвітив ти все, як світло, стовпе церковний.* Ради цього, пам’ять твою вшановуючи, світло празнуємо, Марку богогласний.* Моли Бога, що Його ти благовістуєш</w:t>
-      </w:r>
-      <w:r>
-        <w:rPr>
-          <w:rFonts w:ascii="Times New Roman" w:eastAsia="Times New Roman" w:hAnsi="Times New Roman" w:cs="Times New Roman"/>
-          <w:sz w:val="24"/>
-          <w:szCs w:val="24"/>
-        </w:rPr>
-        <w:t>,* щоб прогрішень відпущення подав душам нашим.</w:t>
+        <w:t>У верховного Петра ти навчався,* апостолом Христовим був ти, і як сонце, засяяв Ти країнам:* олександрійцям був ти прикрасою, блаженний,* Єгипет від лести через тебе звільнився,* євангельським твоїм ученням просвітив ти все, як світло, стовпе церковний.* Ради цього, пам’ять твою вшановуючи, світло празнуємо, Марку богогласний.* Моли Бога, що Його ти благовістуєш,* щоб прогрішень відпущення подав душам нашим.</w:t>
       </w:r>
     </w:p>
     <w:p>
@@ -2870,10 +2455,7 @@
       <w:bookmarkStart w:id="28" w:name="_heading=h.1vhdaoqizbuw" w:colFirst="0" w:colLast="0"/>
       <w:bookmarkEnd w:id="28"/>
       <w:r>
-        <w:t>26 квіт</w:t>
-      </w:r>
-      <w:r>
-        <w:t>ня.  Св. свщмч. Василія, єп. Амасійського.</w:t>
+        <w:t>26 квітня.  Св. свщмч. Василія, єп. Амасійського.</w:t>
       </w:r>
     </w:p>
     <w:p>
@@ -2914,16 +2496,7 @@
           <w:szCs w:val="24"/>
           <w:highlight w:val="white"/>
         </w:rPr>
-        <w:t>I звичаїв апостолів причасником і їх намісником стався ти,* знайшов ти шлях, богонатхненний, як дійти до видіння.* Задля того слово істини справляючи,* і задля віри постраждав ти аж до крови, священ</w:t>
-      </w:r>
-      <w:r>
-        <w:rPr>
-          <w:rFonts w:ascii="Times New Roman" w:eastAsia="Times New Roman" w:hAnsi="Times New Roman" w:cs="Times New Roman"/>
-          <w:sz w:val="24"/>
-          <w:szCs w:val="24"/>
-          <w:highlight w:val="white"/>
-        </w:rPr>
-        <w:t>номученику Василію</w:t>
+        <w:t>I звичаїв апостолів причасником і їх намісником стався ти,* знайшов ти шлях, богонатхненний, як дійти до видіння.* Задля того слово істини справляючи,* і задля віри постраждав ти аж до крови, священномученику Василію</w:t>
       </w:r>
       <w:r>
         <w:rPr>
@@ -3024,15 +2597,7 @@
           <w:sz w:val="24"/>
           <w:szCs w:val="24"/>
         </w:rPr>
-        <w:t xml:space="preserve"> Як Христового родича, Симеоне священнонача</w:t>
-      </w:r>
-      <w:r>
-        <w:rPr>
-          <w:rFonts w:ascii="Times New Roman" w:eastAsia="Times New Roman" w:hAnsi="Times New Roman" w:cs="Times New Roman"/>
-          <w:sz w:val="24"/>
-          <w:szCs w:val="24"/>
-        </w:rPr>
-        <w:t xml:space="preserve">льнику,* і мученика твердого,* який оману погубив і віру зберіг,* священно восхваляємо тебе,* тому днесь священну пам’ять твою святкуючи,* приймаємо за молитвами твоїми прощення гріхів. </w:t>
+        <w:t xml:space="preserve"> Як Христового родича, Симеоне священноначальнику,* і мученика твердого,* який оману погубив і віру зберіг,* священно восхваляємо тебе,* тому днесь священну пам’ять твою святкуючи,* приймаємо за молитвами твоїми прощення гріхів. </w:t>
       </w:r>
     </w:p>
     <w:p>
@@ -3061,15 +2626,7 @@
           <w:sz w:val="24"/>
           <w:szCs w:val="24"/>
         </w:rPr>
-        <w:t>Як зорю превелику* церква має богоглаголивого Симеона,</w:t>
-      </w:r>
-      <w:r>
-        <w:rPr>
-          <w:rFonts w:ascii="Times New Roman" w:eastAsia="Times New Roman" w:hAnsi="Times New Roman" w:cs="Times New Roman"/>
-          <w:sz w:val="24"/>
-          <w:szCs w:val="24"/>
-        </w:rPr>
-        <w:t xml:space="preserve"> світловодителя, кличучи:* Радуйся, мучеників чесний вінче.</w:t>
+        <w:t>Як зорю превелику* церква має богоглаголивого Симеона, світловодителя, кличучи:* Радуйся, мучеників чесний вінче.</w:t>
       </w:r>
     </w:p>
     <w:p>
@@ -3158,16 +2715,7 @@
           <w:szCs w:val="24"/>
           <w:highlight w:val="white"/>
         </w:rPr>
-        <w:t xml:space="preserve">Апостоли святі, моліть милостивого Бога,* щоб відпущення прогрішень </w:t>
-      </w:r>
-      <w:r>
-        <w:rPr>
-          <w:rFonts w:ascii="Times New Roman" w:eastAsia="Times New Roman" w:hAnsi="Times New Roman" w:cs="Times New Roman"/>
-          <w:sz w:val="24"/>
-          <w:szCs w:val="24"/>
-          <w:highlight w:val="white"/>
-        </w:rPr>
-        <w:t>подав душам нашим.</w:t>
+        <w:t>Апостоли святі, моліть милостивого Бога,* щоб відпущення прогрішень подав душам нашим.</w:t>
       </w:r>
     </w:p>
     <w:p>
@@ -3249,16 +2797,7 @@
           <w:szCs w:val="24"/>
           <w:highlight w:val="white"/>
         </w:rPr>
-        <w:t>Мученики твої, Господи,* у стражданнях</w:t>
-      </w:r>
-      <w:r>
-        <w:rPr>
-          <w:rFonts w:ascii="Times New Roman" w:eastAsia="Times New Roman" w:hAnsi="Times New Roman" w:cs="Times New Roman"/>
-          <w:sz w:val="24"/>
-          <w:szCs w:val="24"/>
-          <w:highlight w:val="white"/>
-        </w:rPr>
-        <w:t xml:space="preserve"> своїх прийняли вінці нетлінні від Тебе, Бога нашого.* Мавши бо кріпость твою, вони мучителів подолали,* сокрушили і демонів зухвальства безсильні.* Їх молитвами спаси душі наші.</w:t>
+        <w:t>Мученики твої, Господи,* у стражданнях своїх прийняли вінці нетлінні від Тебе, Бога нашого.* Мавши бо кріпость твою, вони мучителів подолали,* сокрушили і демонів зухвальства безсильні.* Їх молитвами спаси душі наші.</w:t>
       </w:r>
     </w:p>
     <w:p>
@@ -3288,15 +2827,7 @@
           <w:sz w:val="24"/>
           <w:szCs w:val="24"/>
         </w:rPr>
-        <w:t xml:space="preserve"> Твердістю душі наблизившись до страждань* непереможними перед </w:t>
-      </w:r>
-      <w:r>
-        <w:rPr>
-          <w:rFonts w:ascii="Times New Roman" w:eastAsia="Times New Roman" w:hAnsi="Times New Roman" w:cs="Times New Roman"/>
-          <w:sz w:val="24"/>
-          <w:szCs w:val="24"/>
-        </w:rPr>
-        <w:t xml:space="preserve">багатьма злочинами облесника явились ви,* мученики, ангелам уподібнені,* тому вся вселенна почитає боротьбу вашу* і чесні страждання, якими ви прославилися. </w:t>
+        <w:t xml:space="preserve"> Твердістю душі наблизившись до страждань* непереможними перед багатьма злочинами облесника явились ви,* мученики, ангелам уподібнені,* тому вся вселенна почитає боротьбу вашу* і чесні страждання, якими ви прославилися. </w:t>
       </w:r>
     </w:p>
     <w:p>
@@ -3337,15 +2868,7 @@
           <w:sz w:val="24"/>
           <w:szCs w:val="24"/>
         </w:rPr>
-        <w:t xml:space="preserve"> Благочестя ревнителю і поборник,* іноків і стовпників похвало,* святителю Туровської пастви преславний,* златословесний учителю,* світлим ученням богорозуміння свого просвітив ти краї Русі,* в молитві до Бога благодатний грішників помічниче,* Кириле богом</w:t>
-      </w:r>
-      <w:r>
-        <w:rPr>
-          <w:rFonts w:ascii="Times New Roman" w:eastAsia="Times New Roman" w:hAnsi="Times New Roman" w:cs="Times New Roman"/>
-          <w:sz w:val="24"/>
-          <w:szCs w:val="24"/>
-        </w:rPr>
-        <w:t xml:space="preserve">удрий, моли Христа Бога,* щоб утвердились ми, співвітчизники твої, у православ'ї,* благочесті і однодумності. </w:t>
+        <w:t xml:space="preserve"> Благочестя ревнителю і поборник,* іноків і стовпників похвало,* святителю Туровської пастви преславний,* златословесний учителю,* світлим ученням богорозуміння свого просвітив ти краї Русі,* в молитві до Бога благодатний грішників помічниче,* Кириле богомудрий, моли Христа Бога,* щоб утвердились ми, співвітчизники твої, у православ'ї,* благочесті і однодумності. </w:t>
       </w:r>
     </w:p>
     <w:p>
@@ -3374,15 +2897,7 @@
           <w:sz w:val="24"/>
           <w:szCs w:val="24"/>
         </w:rPr>
-        <w:t>Триваючи в молитвах, послуху і благочестя поборником добрим був єси,* терпінню і смиренню навчав ти паству свою,* чеснотами препод</w:t>
-      </w:r>
-      <w:r>
-        <w:rPr>
-          <w:rFonts w:ascii="Times New Roman" w:eastAsia="Times New Roman" w:hAnsi="Times New Roman" w:cs="Times New Roman"/>
-          <w:sz w:val="24"/>
-          <w:szCs w:val="24"/>
-        </w:rPr>
-        <w:t>обності і правди стадо Христове просвітлюючи,* і медоточними словами всю землю Русі годуючи,* на праву путь заповідей Господніх силою духа твого наставляв єси всіх,* і нині просвіти, як сонце, людей гріхами затьмарених і до покаяння нас приведи.</w:t>
+        <w:t>Триваючи в молитвах, послуху і благочестя поборником добрим був єси,* терпінню і смиренню навчав ти паству свою,* чеснотами преподобності і правди стадо Христове просвітлюючи,* і медоточними словами всю землю Русі годуючи,* на праву путь заповідей Господніх силою духа твого наставляв єси всіх,* і нині просвіти, як сонце, людей гріхами затьмарених і до покаяння нас приведи.</w:t>
       </w:r>
     </w:p>
     <w:p>
@@ -3405,10 +2920,7 @@
       <w:bookmarkStart w:id="35" w:name="_heading=h.qs4f7u9zvps6" w:colFirst="0" w:colLast="0"/>
       <w:bookmarkEnd w:id="35"/>
       <w:r>
-        <w:t>29 квітня</w:t>
-      </w:r>
-      <w:r>
-        <w:t>. Свв. дев’ятьох мчч., що в Кизиці. В той же день прп. Мемнона, чудотворця.</w:t>
+        <w:t>29 квітня. Свв. дев’ятьох мчч., що в Кизиці. В той же день прп. Мемнона, чудотворця.</w:t>
       </w:r>
     </w:p>
     <w:p>
@@ -3461,16 +2973,7 @@
           <w:szCs w:val="24"/>
           <w:highlight w:val="white"/>
         </w:rPr>
-        <w:t>Мученики твої, Господи,* у стражданнях своїх прийняли вінці нетлінні від тебе, Бога нашого.* Мавши бо кріпость твою, вони мучителі</w:t>
-      </w:r>
-      <w:r>
-        <w:rPr>
-          <w:rFonts w:ascii="Times New Roman" w:eastAsia="Times New Roman" w:hAnsi="Times New Roman" w:cs="Times New Roman"/>
-          <w:sz w:val="24"/>
-          <w:szCs w:val="24"/>
-          <w:highlight w:val="white"/>
-        </w:rPr>
-        <w:t>в подолали,* сокрушили і демонів зухвальства безсильні.* Їх молитвами спаси душі наші.</w:t>
+        <w:t>Мученики твої, Господи,* у стражданнях своїх прийняли вінці нетлінні від тебе, Бога нашого.* Мавши бо кріпость твою, вони мучителів подолали,* сокрушили і демонів зухвальства безсильні.* Їх молитвами спаси душі наші.</w:t>
       </w:r>
     </w:p>
     <w:p>
@@ -3499,15 +3002,7 @@
           <w:sz w:val="24"/>
           <w:szCs w:val="24"/>
         </w:rPr>
-        <w:t xml:space="preserve"> Твердий і всесвітлий лик мучеників дев’яти,* трисонячного божества ісповідники на суді йому взивали:* Кров і душі наші із тілами, як непорочну жертву прин</w:t>
-      </w:r>
-      <w:r>
-        <w:rPr>
-          <w:rFonts w:ascii="Times New Roman" w:eastAsia="Times New Roman" w:hAnsi="Times New Roman" w:cs="Times New Roman"/>
-          <w:sz w:val="24"/>
-          <w:szCs w:val="24"/>
-        </w:rPr>
-        <w:t>осимо тобі, Владико,* до ликів небесних твоїх нас долучи, як Бог милостивий.</w:t>
+        <w:t xml:space="preserve"> Твердий і всесвітлий лик мучеників дев’яти,* трисонячного божества ісповідники на суді йому взивали:* Кров і душі наші із тілами, як непорочну жертву приносимо тобі, Владико,* до ликів небесних твоїх нас долучи, як Бог милостивий.</w:t>
       </w:r>
     </w:p>
     <w:p>
@@ -3560,16 +3055,7 @@
           <w:szCs w:val="24"/>
           <w:highlight w:val="white"/>
         </w:rPr>
-        <w:t xml:space="preserve">У тобі отче дбайливо зберігся образ,* бо прийнявши хрест, ти пішов слідом за Христом* і ділом навчав ти погорджувати тілом, </w:t>
-      </w:r>
-      <w:r>
-        <w:rPr>
-          <w:rFonts w:ascii="Times New Roman" w:eastAsia="Times New Roman" w:hAnsi="Times New Roman" w:cs="Times New Roman"/>
-          <w:sz w:val="24"/>
-          <w:szCs w:val="24"/>
-          <w:highlight w:val="white"/>
-        </w:rPr>
-        <w:t>бо воно проминає,* а дбати про душу – єство безсмертне.* Тим-то з ангелами разом радується,* преподобний Мемноне, дух твій.</w:t>
+        <w:t>У тобі отче дбайливо зберігся образ,* бо прийнявши хрест, ти пішов слідом за Христом* і ділом навчав ти погорджувати тілом, бо воно проминає,* а дбати про душу – єство безсмертне.* Тим-то з ангелами разом радується,* преподобний Мемноне, дух твій.</w:t>
       </w:r>
     </w:p>
     <w:p>
@@ -3607,15 +3093,7 @@
           <w:sz w:val="24"/>
           <w:szCs w:val="24"/>
         </w:rPr>
-        <w:t>Як зорю світловидну,* яка чеснотами і чудес зорями світ просвіщає,* всі тебе возхваляємо, блаженний,* бо став ти прич</w:t>
-      </w:r>
-      <w:r>
-        <w:rPr>
-          <w:rFonts w:ascii="Times New Roman" w:eastAsia="Times New Roman" w:hAnsi="Times New Roman" w:cs="Times New Roman"/>
-          <w:sz w:val="24"/>
-          <w:szCs w:val="24"/>
-        </w:rPr>
-        <w:t>асником божественної світлості* і до сяйва незахідного прийшов єси, Мемноне,* тому й світлоносну пам’ять твою завжди почитаємо,* Спаса прославляючи.</w:t>
+        <w:t>Як зорю світловидну,* яка чеснотами і чудес зорями світ просвіщає,* всі тебе возхваляємо, блаженний,* бо став ти причасником божественної світлості* і до сяйва незахідного прийшов єси, Мемноне,* тому й світлоносну пам’ять твою завжди почитаємо,* Спаса прославляючи.</w:t>
       </w:r>
     </w:p>
     <w:p>
@@ -3669,15 +3147,7 @@
           <w:sz w:val="24"/>
           <w:szCs w:val="24"/>
         </w:rPr>
-        <w:t xml:space="preserve"> Апостолом Христовим був ти вибраний</w:t>
-      </w:r>
-      <w:r>
-        <w:rPr>
-          <w:rFonts w:ascii="Times New Roman" w:eastAsia="Times New Roman" w:hAnsi="Times New Roman" w:cs="Times New Roman"/>
-          <w:sz w:val="24"/>
-          <w:szCs w:val="24"/>
-        </w:rPr>
-        <w:t>* і Богослова возлюбленого єдинородний брат, всехвальний Якове;* гріхів відпущення випроси тим, що співають тобі,* і душам нашим велику милість.</w:t>
+        <w:t xml:space="preserve"> Апостолом Христовим був ти вибраний* і Богослова возлюбленого єдинородний брат, всехвальний Якове;* гріхів відпущення випроси тим, що співають тобі,* і душам нашим велику милість.</w:t>
       </w:r>
     </w:p>
     <w:p>
@@ -3715,15 +3185,7 @@
           <w:sz w:val="24"/>
           <w:szCs w:val="24"/>
         </w:rPr>
-        <w:t>Божественний голос, що кликав тебе,* почувши, любов отця відхилив ти* і прийшов єси до Христа, Я</w:t>
-      </w:r>
-      <w:r>
-        <w:rPr>
-          <w:rFonts w:ascii="Times New Roman" w:eastAsia="Times New Roman" w:hAnsi="Times New Roman" w:cs="Times New Roman"/>
-          <w:sz w:val="24"/>
-          <w:szCs w:val="24"/>
-        </w:rPr>
-        <w:t>кове славний, з рідним твоїм* і з ним удостоївся ти бачити Господнє божественне переображення.</w:t>
+        <w:t>Божественний голос, що кликав тебе,* почувши, любов отця відхилив ти* і прийшов єси до Христа, Якове славний, з рідним твоїм* і з ним удостоївся ти бачити Господнє божественне переображення.</w:t>
       </w:r>
     </w:p>
     <w:p>
